--- a/klagomål/A 26933-2024 FSC-klagomål.docx
+++ b/klagomål/A 26933-2024 FSC-klagomål.docx
@@ -742,7 +742,7 @@
     <w:r>
       <w:tab/>
       <w:tab/>
-      <w:t>2026-06-18</w:t>
+      <w:t>2026-06-19</w:t>
       <w:br/>
       <w:br/>
     </w:r>

--- a/klagomål/A 26933-2024 FSC-klagomål.docx
+++ b/klagomål/A 26933-2024 FSC-klagomål.docx
@@ -742,7 +742,7 @@
     <w:r>
       <w:tab/>
       <w:tab/>
-      <w:t>2026-06-19</w:t>
+      <w:t>2026-06-20</w:t>
       <w:br/>
       <w:br/>
     </w:r>

--- a/klagomål/A 26933-2024 FSC-klagomål.docx
+++ b/klagomål/A 26933-2024 FSC-klagomål.docx
@@ -168,38 +168,7 @@
     </w:p>
     <w:p>
       <w:r>
-        <w:t>Detta dokument behandlar höga naturvärden i avverkningsanmälan A 26933-2024 i Umeå kommun som inkom 2024-06-27 och omfattar 0,9 ha.</w:t>
-      </w:r>
-    </w:p>
-    <w:p>
-      <w:r>
-        <w:t>Nedan presenteras fynd av naturvårdsarter som gjorts i det avverkningsanmälda området, samt relevanta utdrag ur standarderna för FSC, Chain of Custody, Controlled Wood och PEFC.</w:t>
-      </w:r>
-    </w:p>
-    <w:p>
-      <w:r>
-        <w:t>Vi förväntar oss att ni återkommer med ett skriftligt svar på vårt klagomål och även beskriver vilka korrigerande åtgärder ni satt in för att rätta till identifierade brister i er efterlevnad av den svenska FSC standarden.</w:t>
-      </w:r>
-    </w:p>
-    <w:p>
-      <w:pPr>
-        <w:pStyle w:val="Heading1"/>
-      </w:pPr>
-      <w:r>
-        <w:t>Naturvårdsarter</w:t>
-      </w:r>
-    </w:p>
-    <w:p>
-      <w:r>
-        <w:t>Inom 14 meter från avverkningsanmälan har följande 3 naturvårdsarter hittats: ullticka (NT, T), bronshjon (S, T) och vågbandad barkbock (S). Av dessa är 1 rödlistade. För rödlistade arter har rödlistekategorin angivits inom parentes. Arter som är signalarter enligt Skogsstyrelsen har markerats med (S). Typiska arter inom Natura 2000 som är kopplade till skogsekosystem har markerats med (T).</w:t>
-      </w:r>
-    </w:p>
-    <w:p>
-      <w:r>
-        <w:t>De påträffade naturvårdsarterna är ett tydligt kvitto på att det rör sig om en skog med höga naturvärden.</w:t>
-      </w:r>
-      <w:r>
-        <w:t xml:space="preserve"> I Figur 1 visas fyndplatser för naturvårdsarter i området, som finns registrerade på Artportalen.</w:t>
+        <w:t>Detta klagomål behandlar höga naturvärden i avverkningsanmälan A 26933-2024 i Umeå kommun som inkom 2024-06-27 och omfattar 0,9 ha.</w:t>
       </w:r>
     </w:p>
     <w:p>
@@ -247,27 +216,35 @@
         <w:spacing w:after="240"/>
       </w:pPr>
       <w:r>
-        <w:t>Figur 1. Fyndplatser för naturvårdsarter inom 14 meter från avverkningsanmälan (röd linje). Markörer utan svart kant är placerade på fyndplatsen. Markörer med svart kant är placerade vid sidan av fyndplatsen och har ett svart streck som visar fyndplatsens exakta position. Kartans mittpunktskoordinat är N 7090109, E 765031 i SWEREF 99 TM.</w:t>
+        <w:t>Figur 1. Fyndplatser för naturvårdsarter inom 14 meter från avverkningsanmälan. Markörer utan svart kant är placerade på fyndplatsen. Markörer med svart kant är placerade vid sidan av fyndplatsen har ett svart streck som visar fyndplatsens exakta position. Kartans mittpunktskoordinat är N 7090109, E 765031 i SWEREF 99 TM.</w:t>
       </w:r>
     </w:p>
     <w:p>
       <w:r>
-        <w:rPr>
-          <w:b/>
-        </w:rPr>
-        <w:t>Bronshjon</w:t>
+        <w:t>Inom 14 meter från avverkningsanmälan finns fynd av 3 naturvårdsarter, varav 1 är rödlistad, 2 är typiska (T) och 2 är signalarter (S): ullticka (NT, T), bronshjon (S, T) och vågbandad barkbock (S). Se Figur 1.</w:t>
       </w:r>
+    </w:p>
+    <w:p>
       <w:r>
-        <w:t xml:space="preserve"> är en skalbagge vars larvutveckling sker under grov bark på stammar av döda eller döende barrträd, främst gran, i mindre omfattning tall. Arten är knuten till äldre, naturskogslik granskog med inslag av torkande träd. Bronshjon är typisk art för </w:t>
+        <w:t>Nedan presenteras relevanta utdrag ur standarderna för FSC, Chain of Custody, Controlled Wood och PEFC.</w:t>
       </w:r>
+    </w:p>
+    <w:p>
       <w:r>
-        <w:rPr>
-          <w:i/>
-        </w:rPr>
-        <w:t>9010 Taiga</w:t>
+        <w:t>Vi förväntar oss att ni återkommer med ett skriftligt svar på vårt klagomål och även beskriver vilka korrigerande åtgärder ni satt in för att rätta till identifierade brister i er efterlevnad av den svenska FSC standarden.</w:t>
       </w:r>
+    </w:p>
+    <w:p>
+      <w:pPr>
+        <w:pStyle w:val="Heading1"/>
+      </w:pPr>
       <w:r>
-        <w:t xml:space="preserve"> (SLU Artdatabanken, 2025).</w:t>
+        <w:t>Naturvårdsarter och fridlysta arter</w:t>
+      </w:r>
+    </w:p>
+    <w:p>
+      <w:r>
+        <w:t>Nedan följer beskrivningar av de naturvårdsarter och fridlysta arter som har sina livsmiljöer och växtplatser i den avverkningsanmälda skogen. De påträffade naturvårdsarterna är ett tydligt kvitto på att det rör sig om en skog med höga naturvärden.</w:t>
       </w:r>
     </w:p>
     <w:p>
@@ -324,6 +301,26 @@
       </w:r>
       <w:r>
         <w:t xml:space="preserve"> (SLU Artdatabanken, 2026; Nitare &amp; Skogsstyrelsen, 2019; Miettinen &amp; Niemelä, 2018).</w:t>
+      </w:r>
+    </w:p>
+    <w:p>
+      <w:r>
+        <w:rPr>
+          <w:b/>
+        </w:rPr>
+        <w:t>Bronshjon</w:t>
+      </w:r>
+      <w:r>
+        <w:t xml:space="preserve"> är en skalbagge vars larvutveckling sker under grov bark på stammar av döda eller döende barrträd, främst gran, i mindre omfattning tall. Arten är knuten till äldre, naturskogslik granskog med inslag av torkande träd. Bronshjon är typisk art för </w:t>
+      </w:r>
+      <w:r>
+        <w:rPr>
+          <w:i/>
+        </w:rPr>
+        <w:t>9010 Taiga</w:t>
+      </w:r>
+      <w:r>
+        <w:t xml:space="preserve"> (SLU Artdatabanken, 2025).</w:t>
       </w:r>
     </w:p>
     <w:p>
@@ -742,7 +739,7 @@
     <w:r>
       <w:tab/>
       <w:tab/>
-      <w:t>2026-06-20</w:t>
+      <w:t>2026-06-21</w:t>
       <w:br/>
       <w:br/>
     </w:r>

--- a/klagomål/A 26933-2024 FSC-klagomål.docx
+++ b/klagomål/A 26933-2024 FSC-klagomål.docx
@@ -739,7 +739,7 @@
     <w:r>
       <w:tab/>
       <w:tab/>
-      <w:t>2026-06-21</w:t>
+      <w:t>2026-06-22</w:t>
       <w:br/>
       <w:br/>
     </w:r>

--- a/klagomål/A 26933-2024 FSC-klagomål.docx
+++ b/klagomål/A 26933-2024 FSC-klagomål.docx
@@ -739,7 +739,7 @@
     <w:r>
       <w:tab/>
       <w:tab/>
-      <w:t>2026-06-22</w:t>
+      <w:t>2026-06-23</w:t>
       <w:br/>
       <w:br/>
     </w:r>

--- a/klagomål/A 26933-2024 FSC-klagomål.docx
+++ b/klagomål/A 26933-2024 FSC-klagomål.docx
@@ -739,7 +739,7 @@
     <w:r>
       <w:tab/>
       <w:tab/>
-      <w:t>2026-06-23</w:t>
+      <w:t>2026-06-24</w:t>
       <w:br/>
       <w:br/>
     </w:r>

--- a/klagomål/A 26933-2024 FSC-klagomål.docx
+++ b/klagomål/A 26933-2024 FSC-klagomål.docx
@@ -739,7 +739,7 @@
     <w:r>
       <w:tab/>
       <w:tab/>
-      <w:t>2026-06-24</w:t>
+      <w:t>2026-06-25</w:t>
       <w:br/>
       <w:br/>
     </w:r>

--- a/klagomål/A 26933-2024 FSC-klagomål.docx
+++ b/klagomål/A 26933-2024 FSC-klagomål.docx
@@ -739,7 +739,7 @@
     <w:r>
       <w:tab/>
       <w:tab/>
-      <w:t>2026-06-25</w:t>
+      <w:t>2026-06-26</w:t>
       <w:br/>
       <w:br/>
     </w:r>

--- a/klagomål/A 26933-2024 FSC-klagomål.docx
+++ b/klagomål/A 26933-2024 FSC-klagomål.docx
@@ -739,7 +739,7 @@
     <w:r>
       <w:tab/>
       <w:tab/>
-      <w:t>2026-06-26</w:t>
+      <w:t>2026-06-27</w:t>
       <w:br/>
       <w:br/>
     </w:r>

--- a/klagomål/A 26933-2024 FSC-klagomål.docx
+++ b/klagomål/A 26933-2024 FSC-klagomål.docx
@@ -739,7 +739,7 @@
     <w:r>
       <w:tab/>
       <w:tab/>
-      <w:t>2026-06-27</w:t>
+      <w:t>2026-06-28</w:t>
       <w:br/>
       <w:br/>
     </w:r>

--- a/klagomål/A 26933-2024 FSC-klagomål.docx
+++ b/klagomål/A 26933-2024 FSC-klagomål.docx
@@ -739,7 +739,7 @@
     <w:r>
       <w:tab/>
       <w:tab/>
-      <w:t>2026-06-28</w:t>
+      <w:t>2026-06-29</w:t>
       <w:br/>
       <w:br/>
     </w:r>

--- a/klagomål/A 26933-2024 FSC-klagomål.docx
+++ b/klagomål/A 26933-2024 FSC-klagomål.docx
@@ -739,7 +739,7 @@
     <w:r>
       <w:tab/>
       <w:tab/>
-      <w:t>2026-06-29</w:t>
+      <w:t>2026-06-30</w:t>
       <w:br/>
       <w:br/>
     </w:r>

--- a/klagomål/A 26933-2024 FSC-klagomål.docx
+++ b/klagomål/A 26933-2024 FSC-klagomål.docx
@@ -739,7 +739,7 @@
     <w:r>
       <w:tab/>
       <w:tab/>
-      <w:t>2026-06-30</w:t>
+      <w:t>2026-07-01</w:t>
       <w:br/>
       <w:br/>
     </w:r>

--- a/klagomål/A 26933-2024 FSC-klagomål.docx
+++ b/klagomål/A 26933-2024 FSC-klagomål.docx
@@ -739,7 +739,7 @@
     <w:r>
       <w:tab/>
       <w:tab/>
-      <w:t>2026-07-01</w:t>
+      <w:t>2026-07-02</w:t>
       <w:br/>
       <w:br/>
     </w:r>

--- a/klagomål/A 26933-2024 FSC-klagomål.docx
+++ b/klagomål/A 26933-2024 FSC-klagomål.docx
@@ -739,7 +739,7 @@
     <w:r>
       <w:tab/>
       <w:tab/>
-      <w:t>2026-07-13</w:t>
+      <w:t>2026-07-14</w:t>
       <w:br/>
       <w:br/>
     </w:r>

--- a/klagomål/A 26933-2024 FSC-klagomål.docx
+++ b/klagomål/A 26933-2024 FSC-klagomål.docx
@@ -739,7 +739,7 @@
     <w:r>
       <w:tab/>
       <w:tab/>
-      <w:t>2026-07-14</w:t>
+      <w:t>2026-07-15</w:t>
       <w:br/>
       <w:br/>
     </w:r>

--- a/klagomål/A 26933-2024 FSC-klagomål.docx
+++ b/klagomål/A 26933-2024 FSC-klagomål.docx
@@ -739,7 +739,7 @@
     <w:r>
       <w:tab/>
       <w:tab/>
-      <w:t>2026-07-15</w:t>
+      <w:t>2026-07-16</w:t>
       <w:br/>
       <w:br/>
     </w:r>

--- a/klagomål/A 26933-2024 FSC-klagomål.docx
+++ b/klagomål/A 26933-2024 FSC-klagomål.docx
@@ -739,7 +739,7 @@
     <w:r>
       <w:tab/>
       <w:tab/>
-      <w:t>2026-07-16</w:t>
+      <w:t>2026-07-17</w:t>
       <w:br/>
       <w:br/>
     </w:r>

--- a/klagomål/A 26933-2024 FSC-klagomål.docx
+++ b/klagomål/A 26933-2024 FSC-klagomål.docx
@@ -739,7 +739,7 @@
     <w:r>
       <w:tab/>
       <w:tab/>
-      <w:t>2026-07-17</w:t>
+      <w:t>2026-07-18</w:t>
       <w:br/>
       <w:br/>
     </w:r>

--- a/klagomål/A 26933-2024 FSC-klagomål.docx
+++ b/klagomål/A 26933-2024 FSC-klagomål.docx
@@ -739,7 +739,7 @@
     <w:r>
       <w:tab/>
       <w:tab/>
-      <w:t>2026-07-18</w:t>
+      <w:t>2026-07-19</w:t>
       <w:br/>
       <w:br/>
     </w:r>

--- a/klagomål/A 26933-2024 FSC-klagomål.docx
+++ b/klagomål/A 26933-2024 FSC-klagomål.docx
@@ -739,7 +739,7 @@
     <w:r>
       <w:tab/>
       <w:tab/>
-      <w:t>2026-07-19</w:t>
+      <w:t>2026-07-20</w:t>
       <w:br/>
       <w:br/>
     </w:r>

--- a/klagomål/A 26933-2024 FSC-klagomål.docx
+++ b/klagomål/A 26933-2024 FSC-klagomål.docx
@@ -739,7 +739,7 @@
     <w:r>
       <w:tab/>
       <w:tab/>
-      <w:t>2026-07-20</w:t>
+      <w:t>2026-07-21</w:t>
       <w:br/>
       <w:br/>
     </w:r>

--- a/klagomål/A 26933-2024 FSC-klagomål.docx
+++ b/klagomål/A 26933-2024 FSC-klagomål.docx
@@ -739,7 +739,7 @@
     <w:r>
       <w:tab/>
       <w:tab/>
-      <w:t>2026-07-21</w:t>
+      <w:t>2026-07-22</w:t>
       <w:br/>
       <w:br/>
     </w:r>

--- a/klagomål/A 26933-2024 FSC-klagomål.docx
+++ b/klagomål/A 26933-2024 FSC-klagomål.docx
@@ -739,7 +739,7 @@
     <w:r>
       <w:tab/>
       <w:tab/>
-      <w:t>2026-07-22</w:t>
+      <w:t>2026-07-23</w:t>
       <w:br/>
       <w:br/>
     </w:r>

--- a/klagomål/A 26933-2024 FSC-klagomål.docx
+++ b/klagomål/A 26933-2024 FSC-klagomål.docx
@@ -739,7 +739,7 @@
     <w:r>
       <w:tab/>
       <w:tab/>
-      <w:t>2026-07-23</w:t>
+      <w:t>2026-07-24</w:t>
       <w:br/>
       <w:br/>
     </w:r>

--- a/klagomål/A 26933-2024 FSC-klagomål.docx
+++ b/klagomål/A 26933-2024 FSC-klagomål.docx
@@ -739,7 +739,7 @@
     <w:r>
       <w:tab/>
       <w:tab/>
-      <w:t>2026-07-24</w:t>
+      <w:t>2026-07-25</w:t>
       <w:br/>
       <w:br/>
     </w:r>

--- a/klagomål/A 26933-2024 FSC-klagomål.docx
+++ b/klagomål/A 26933-2024 FSC-klagomål.docx
@@ -739,7 +739,7 @@
     <w:r>
       <w:tab/>
       <w:tab/>
-      <w:t>2026-07-25</w:t>
+      <w:t>2026-07-26</w:t>
       <w:br/>
       <w:br/>
     </w:r>

--- a/klagomål/A 26933-2024 FSC-klagomål.docx
+++ b/klagomål/A 26933-2024 FSC-klagomål.docx
@@ -739,7 +739,7 @@
     <w:r>
       <w:tab/>
       <w:tab/>
-      <w:t>2026-07-26</w:t>
+      <w:t>2026-07-27</w:t>
       <w:br/>
       <w:br/>
     </w:r>

--- a/klagomål/A 26933-2024 FSC-klagomål.docx
+++ b/klagomål/A 26933-2024 FSC-klagomål.docx
@@ -739,7 +739,7 @@
     <w:r>
       <w:tab/>
       <w:tab/>
-      <w:t>2026-07-27</w:t>
+      <w:t>2026-07-28</w:t>
       <w:br/>
       <w:br/>
     </w:r>

--- a/klagomål/A 26933-2024 FSC-klagomål.docx
+++ b/klagomål/A 26933-2024 FSC-klagomål.docx
@@ -163,7 +163,7 @@
         <w:pStyle w:val="Title"/>
       </w:pPr>
       <w:r>
-        <w:t>Inledande FSC- /PEFC-klagomål – information om höga naturvärden i avverkningsanmälan A 26933-2024 i Umeå kommun</w:t>
+        <w:t>Inledande FSC- /PEFC-klagomål – information om höga naturvärden och fridlysta arter i avverkningsanmälan A 26933-2024 i Umeå kommun</w:t>
       </w:r>
     </w:p>
     <w:p>
@@ -216,12 +216,12 @@
         <w:spacing w:after="240"/>
       </w:pPr>
       <w:r>
-        <w:t>Figur 1. Fyndplatser för naturvårdsarter inom 14 meter från avverkningsanmälan. Markörer utan svart kant är placerade på fyndplatsen. Markörer med svart kant är placerade vid sidan av fyndplatsen har ett svart streck som visar fyndplatsens exakta position. Kartans mittpunktskoordinat är N 7090109, E 765031 i SWEREF 99 TM.</w:t>
+        <w:t>Figur 1. Fyndplatser för naturvårdsarter i och inom 14 meter från avverkningsanmälan. Markörer utan svart kant är placerade på fyndplatsen. Markörer med svart kant är placerade vid sidan av fyndplatsen har ett svart streck som visar fyndplatsens exakta position. Kartans mittpunktskoordinat är N 7090109, E 765031 i SWEREF 99 TM.</w:t>
       </w:r>
     </w:p>
     <w:p>
       <w:r>
-        <w:t>Inom 14 meter från avverkningsanmälan finns fynd av 3 naturvårdsarter, varav 1 är rödlistad, 2 är typiska (T) och 2 är signalarter (S): ullticka (NT, T), bronshjon (S, T) och vågbandad barkbock (S). Se Figur 1.</w:t>
+        <w:t>I och inom 14 meter från avverkningsanmälan finns fynd av 4 naturvårdsarter, varav 1 är rödlistad, 1 är fridlyst, 3 är typiska (T) och 2 är signalarter (S): ullticka (NT, T), bronshjon (S, T), vågbandad barkbock (S) och tjäder (T, §4). Se Figur 1.</w:t>
       </w:r>
     </w:p>
     <w:p>
@@ -244,7 +244,7 @@
     </w:p>
     <w:p>
       <w:r>
-        <w:t>Nedan följer beskrivningar av de naturvårdsarter och fridlysta arter som har sina livsmiljöer och växtplatser i den avverkningsanmälda skogen. De påträffade naturvårdsarterna är ett tydligt kvitto på att det rör sig om en skog med höga naturvärden.</w:t>
+        <w:t>Nedan följer beskrivningar av de naturvårdsarter och fridlysta arter som har sina livsmiljöer och växtplatser i den avverkningsanmälda skogen. Se även ytterligare artfakta i BILAGA 1. De påträffade naturvårdsarterna är ett tydligt kvitto på att det rör sig om en skog med höga naturvärden.</w:t>
       </w:r>
     </w:p>
     <w:p>
@@ -335,6 +335,35 @@
       </w:r>
     </w:p>
     <w:p>
+      <w:r>
+        <w:rPr>
+          <w:b/>
+        </w:rPr>
+        <w:t>Tjäder (§4)</w:t>
+      </w:r>
+      <w:r>
+        <w:t xml:space="preserve"> omfattas av bilaga 1 och 2 EU:s fågeldirektiv och är typisk art för </w:t>
+      </w:r>
+      <w:r>
+        <w:rPr>
+          <w:i/>
+        </w:rPr>
+        <w:t xml:space="preserve">9010 Taiga </w:t>
+      </w:r>
+      <w:r>
+        <w:t xml:space="preserve">och </w:t>
+      </w:r>
+      <w:r>
+        <w:rPr>
+          <w:i/>
+        </w:rPr>
+        <w:t>9740 Skogsbevuxen myr</w:t>
+      </w:r>
+      <w:r>
+        <w:t>. Tjädern är en utpräglad skogsfågel knuten till större sammanhängande barrskogsområden. Tupparna och hönorna utnyttjar till viss del olika miljöer, och habitatvalet varierar dessutom mellan olika delar av året. För att det ska finnas livskraftiga tjäderbestånd krävs funktionella skogslandskap med en blandning av uppvuxen, gles och luckig skog, täta sumpskogar, myrar och andra små våtmarker. Arten försvinner när skogen fragmenteras och den sammanlagda arealen hyggen och andra öppna områden blir för stor. Ett småskaligt och försiktigt virkesuttag genom hyggesfria metoder kan i vissa fall vara möjligt i området inom 200 m från lekcentrum. Längre ut från lekcentrum, inom 200–500 m bör den avverkade ytan inte överskrida 1 hektar för att undvika alltför stora och snabba förändringar (Skogsstyrelsen, 2019; SLU Artdatabanken, 2024).</w:t>
+      </w:r>
+    </w:p>
+    <w:p>
       <w:pPr>
         <w:pStyle w:val="Heading1"/>
       </w:pPr>
@@ -386,6 +415,22 @@
       <w:r>
         <w:t>I den avverkningsanmälda skogen har fridlysta arter sina livsmiljöer och växtplatser. Att skada de fridlysta arternas livsmiljöer, växtplatser eller ekologiska funktion är inte tillåtet enligt artskyddsförordningen.</w:t>
       </w:r>
+      <w:r>
+        <w:rPr>
+          <w:i/>
+        </w:rPr>
+        <w:t xml:space="preserve"> EU:s medlemsländer och skogsbolag är skyldiga att agera i enlighet med EU:s fågeldirektiv där det uttryckligen står att direktivet gäller för fåglar samt för deras ägg, bon och </w:t>
+      </w:r>
+      <w:r>
+        <w:rPr>
+          <w:b/>
+          <w:i/>
+        </w:rPr>
+        <w:t xml:space="preserve">livsmiljöer </w:t>
+      </w:r>
+      <w:r>
+        <w:t>(artikel 1). Vidare att de åtgärder som vidtas inte får leda till en försämring av den nuvarande situationen beträffande bevarandet av de fågelarter som avses i artikel 1 (artikel 13).</w:t>
+      </w:r>
     </w:p>
     <w:p>
       <w:r>
@@ -424,7 +469,7 @@
         <w:rPr>
           <w:i/>
         </w:rPr>
-        <w:t>I det avverkningsanmälda skogsområdet har 3 naturvårdsarter varav 1 rödlistade arter sina livsmiljöer och växtplatser.</w:t>
+        <w:t>I det avverkningsanmälda skogsområdet har 4 naturvårdsarter varav 1 rödlistade arter sina livsmiljöer och växtplatser.</w:t>
       </w:r>
     </w:p>
     <w:p>
@@ -611,6 +656,88 @@
         <w:t>I den avverkningsanmälda skogen har fridlysta arter sina livsmiljöer och växtplatser. Att skada de fridlysta arternas livsmiljöer, växtplatser eller ekologiska funktion är inte tillåtet enligt artskyddsförordningen</w:t>
       </w:r>
     </w:p>
+    <w:p>
+      <w:r>
+        <w:br w:type="page"/>
+      </w:r>
+    </w:p>
+    <w:p>
+      <w:pPr>
+        <w:pStyle w:val="Title"/>
+      </w:pPr>
+      <w:r>
+        <w:t>BILAGA 1 – Fridlysta arter</w:t>
+      </w:r>
+    </w:p>
+    <w:p>
+      <w:pPr>
+        <w:pStyle w:val="Heading1"/>
+      </w:pPr>
+      <w:r>
+        <w:t>Tjäder – ekologi samt krav på livsmiljön</w:t>
+      </w:r>
+    </w:p>
+    <w:p>
+      <w:r>
+        <w:t xml:space="preserve">Tjäder (§4) omfattas av bilaga 1 och 2 EU:s fågeldirektiv och är typisk art för </w:t>
+      </w:r>
+      <w:r>
+        <w:rPr>
+          <w:i/>
+        </w:rPr>
+        <w:t xml:space="preserve">9010 Taiga </w:t>
+      </w:r>
+      <w:r>
+        <w:t xml:space="preserve">och </w:t>
+      </w:r>
+      <w:r>
+        <w:rPr>
+          <w:i/>
+        </w:rPr>
+        <w:t>9740 Skogsbevuxen myr</w:t>
+      </w:r>
+      <w:r>
+        <w:t>. Tjädern är en utpräglad skogsfågel knuten till större sammanhängande barrskogsområden. Tupparna och hönorna utnyttjar till viss del olika miljöer, och habitatvalet varierar dessutom mellan olika delar av året. För att det ska finnas livskraftiga tjäderbestånd krävs funktionella skogslandskap med en blandning av uppvuxen, gles och luckig skog, täta sumpskogar, myrar och andra små våtmarker (Skogsstyrelsen, 2019; SLU Artdatabanken 2024).</w:t>
+      </w:r>
+    </w:p>
+    <w:p>
+      <w:r>
+        <w:t>Arten försvinner när skogen fragmenteras och den sammanlagda arealen hyggen och andra öppna områden blir för stor. Ett småskaligt och försiktigt virkesuttag genom hyggesfria metoder kan i vissa fall vara möjligt i området inom 200 m från lekcentrum. Längre ut från lekcentrum, inom 200–500 m bör den avverkade ytan inte överskrida 1 hektar för att undvika alltför stora och snabba förändringar (Skogsstyrelsen, 2019).</w:t>
+      </w:r>
+    </w:p>
+    <w:p>
+      <w:pPr>
+        <w:pStyle w:val="Heading2"/>
+      </w:pPr>
+      <w:r>
+        <w:t>Referenser – tjäder</w:t>
+      </w:r>
+    </w:p>
+    <w:p>
+      <w:r>
+        <w:t xml:space="preserve">Skogsstyrelsen, 2019. </w:t>
+      </w:r>
+      <w:r>
+        <w:rPr>
+          <w:i/>
+        </w:rPr>
+        <w:t>Vägledning för hänsyn till fåglar – tjäder.</w:t>
+      </w:r>
+    </w:p>
+    <w:p>
+      <w:r>
+        <w:t xml:space="preserve">SLU Artdatabanken, 2024. </w:t>
+      </w:r>
+      <w:r>
+        <w:rPr>
+          <w:i/>
+        </w:rPr>
+        <w:t xml:space="preserve">Artfaktablad. Naturvård – artfakta. </w:t>
+      </w:r>
+      <w:r>
+        <w:t>SLU Artdatabanken, Uppsala</w:t>
+      </w:r>
+    </w:p>
     <w:sectPr>
       <w:headerReference w:type="even" r:id="rId8"/>
       <w:headerReference w:type="default" r:id="rId9"/>
@@ -739,7 +866,7 @@
     <w:r>
       <w:tab/>
       <w:tab/>
-      <w:t>2026-07-28</w:t>
+      <w:t>2026-07-29</w:t>
       <w:br/>
       <w:br/>
     </w:r>

--- a/klagomål/A 26933-2024 FSC-klagomål.docx
+++ b/klagomål/A 26933-2024 FSC-klagomål.docx
@@ -866,7 +866,7 @@
     <w:r>
       <w:tab/>
       <w:tab/>
-      <w:t>2026-07-29</w:t>
+      <w:t>2026-07-30</w:t>
       <w:br/>
       <w:br/>
     </w:r>

--- a/klagomål/A 26933-2024 FSC-klagomål.docx
+++ b/klagomål/A 26933-2024 FSC-klagomål.docx
@@ -866,7 +866,7 @@
     <w:r>
       <w:tab/>
       <w:tab/>
-      <w:t>2026-07-30</w:t>
+      <w:t>2026-07-31</w:t>
       <w:br/>
       <w:br/>
     </w:r>

--- a/klagomål/A 26933-2024 FSC-klagomål.docx
+++ b/klagomål/A 26933-2024 FSC-klagomål.docx
@@ -866,7 +866,7 @@
     <w:r>
       <w:tab/>
       <w:tab/>
-      <w:t>2026-07-31</w:t>
+      <w:t>2026-08-01</w:t>
       <w:br/>
       <w:br/>
     </w:r>

--- a/klagomål/A 26933-2024 FSC-klagomål.docx
+++ b/klagomål/A 26933-2024 FSC-klagomål.docx
@@ -866,7 +866,7 @@
     <w:r>
       <w:tab/>
       <w:tab/>
-      <w:t>2026-08-01</w:t>
+      <w:t>2026-08-02</w:t>
       <w:br/>
       <w:br/>
     </w:r>

--- a/klagomål/A 26933-2024 FSC-klagomål.docx
+++ b/klagomål/A 26933-2024 FSC-klagomål.docx
@@ -866,7 +866,7 @@
     <w:r>
       <w:tab/>
       <w:tab/>
-      <w:t>2026-08-02</w:t>
+      <w:t>2026-08-03</w:t>
       <w:br/>
       <w:br/>
     </w:r>

--- a/klagomål/A 26933-2024 FSC-klagomål.docx
+++ b/klagomål/A 26933-2024 FSC-klagomål.docx
@@ -866,7 +866,7 @@
     <w:r>
       <w:tab/>
       <w:tab/>
-      <w:t>2026-08-03</w:t>
+      <w:t>2026-08-05</w:t>
       <w:br/>
       <w:br/>
     </w:r>

--- a/klagomål/A 26933-2024 FSC-klagomål.docx
+++ b/klagomål/A 26933-2024 FSC-klagomål.docx
@@ -866,7 +866,7 @@
     <w:r>
       <w:tab/>
       <w:tab/>
-      <w:t>2026-08-05</w:t>
+      <w:t>2026-08-07</w:t>
       <w:br/>
       <w:br/>
     </w:r>

--- a/klagomål/A 26933-2024 FSC-klagomål.docx
+++ b/klagomål/A 26933-2024 FSC-klagomål.docx
@@ -866,7 +866,7 @@
     <w:r>
       <w:tab/>
       <w:tab/>
-      <w:t>2026-08-07</w:t>
+      <w:t>2026-08-08</w:t>
       <w:br/>
       <w:br/>
     </w:r>

--- a/klagomål/A 26933-2024 FSC-klagomål.docx
+++ b/klagomål/A 26933-2024 FSC-klagomål.docx
@@ -163,7 +163,7 @@
         <w:pStyle w:val="Title"/>
       </w:pPr>
       <w:r>
-        <w:t>Inledande FSC- /PEFC-klagomål – information om höga naturvärden i avverkningsanmälan A 26933-2024 i Umeå kommun</w:t>
+        <w:t>Inledande FSC- /PEFC-klagomål – information om höga naturvärden och fridlysta arter i avverkningsanmälan A 26933-2024 i Umeå kommun</w:t>
       </w:r>
     </w:p>
     <w:p>
@@ -216,12 +216,12 @@
         <w:spacing w:after="240"/>
       </w:pPr>
       <w:r>
-        <w:t>Figur 1. Fyndplatser för naturvårdsarter inom 14 meter från avverkningsanmälan. Markörer utan svart kant är placerade på fyndplatsen. Markörer med svart kant är placerade vid sidan av fyndplatsen har ett svart streck som visar fyndplatsens exakta position. Kartans mittpunktskoordinat är N 7090109, E 765031 i SWEREF 99 TM.</w:t>
+        <w:t>Figur 1. Fyndplatser för naturvårdsarter i och inom 14 meter från avverkningsanmälan. Markörer utan svart kant är placerade på fyndplatsen. Markörer med svart kant är placerade vid sidan av fyndplatsen och har ett svart streck som visar fyndplatsens exakta position. Kartans mittpunktskoordinat är N 7090109, E 765031 i SWEREF 99 TM.</w:t>
       </w:r>
     </w:p>
     <w:p>
       <w:r>
-        <w:t>Inom 14 meter från avverkningsanmälan finns fynd av 3 naturvårdsarter, varav 1 är rödlistad, 2 är typiska (T) och 2 är signalarter (S): ullticka (NT, T), bronshjon (S, T) och vågbandad barkbock (S). Se Figur 1.</w:t>
+        <w:t>I och inom 14 meter från avverkningsanmälan finns fynd av 4 naturvårdsarter, varav 1 är rödlistad, 1 är fridlyst, 3 är typiska (T) och 2 är signalarter (S): ullticka (NT, T), bronshjon (S, T), vågbandad barkbock (S) och tjäder (T, §4). Se Figur 1.</w:t>
       </w:r>
     </w:p>
     <w:p>
@@ -244,7 +244,7 @@
     </w:p>
     <w:p>
       <w:r>
-        <w:t>Nedan följer beskrivningar av de naturvårdsarter och fridlysta arter som har sina livsmiljöer och växtplatser i den avverkningsanmälda skogen. De påträffade naturvårdsarterna är ett tydligt kvitto på att det rör sig om en skog med höga naturvärden.</w:t>
+        <w:t>Nedan följer beskrivningar av de naturvårdsarter och fridlysta arter som har sina livsmiljöer och växtplatser i den avverkningsanmälda skogen. Se även ytterligare artfakta i BILAGA 1. De påträffade naturvårdsarterna är ett tydligt kvitto på att det rör sig om en skog med höga naturvärden.</w:t>
       </w:r>
     </w:p>
     <w:p>
@@ -335,6 +335,35 @@
       </w:r>
     </w:p>
     <w:p>
+      <w:r>
+        <w:rPr>
+          <w:b/>
+        </w:rPr>
+        <w:t>Tjäder (§4)</w:t>
+      </w:r>
+      <w:r>
+        <w:t xml:space="preserve"> omfattas av bilaga 1 och 2 EU:s fågeldirektiv och är typisk art för </w:t>
+      </w:r>
+      <w:r>
+        <w:rPr>
+          <w:i/>
+        </w:rPr>
+        <w:t xml:space="preserve">9010 Taiga </w:t>
+      </w:r>
+      <w:r>
+        <w:t xml:space="preserve">och </w:t>
+      </w:r>
+      <w:r>
+        <w:rPr>
+          <w:i/>
+        </w:rPr>
+        <w:t>9740 Skogsbevuxen myr</w:t>
+      </w:r>
+      <w:r>
+        <w:t>. Tjädern är en utpräglad skogsfågel knuten till större sammanhängande barrskogsområden. Tupparna och hönorna utnyttjar till viss del olika miljöer, och habitatvalet varierar dessutom mellan olika delar av året. För att det ska finnas livskraftiga tjäderbestånd krävs funktionella skogslandskap med en blandning av uppvuxen, gles och luckig skog, täta sumpskogar, myrar och andra små våtmarker. Arten försvinner när skogen fragmenteras och den sammanlagda arealen hyggen och andra öppna områden blir för stor. Ett småskaligt och försiktigt virkesuttag genom hyggesfria metoder kan i vissa fall vara möjligt i området inom 200 m från lekcentrum. Längre ut från lekcentrum, inom 200–500 m bör den avverkade ytan inte överskrida 1 hektar för att undvika alltför stora och snabba förändringar (Skogsstyrelsen, 2019; SLU Artdatabanken, 2024).</w:t>
+      </w:r>
+    </w:p>
+    <w:p>
       <w:pPr>
         <w:pStyle w:val="Heading1"/>
       </w:pPr>
@@ -386,6 +415,22 @@
       <w:r>
         <w:t>I den avverkningsanmälda skogen har fridlysta arter sina livsmiljöer och växtplatser. Att skada de fridlysta arternas livsmiljöer, växtplatser eller ekologiska funktion är inte tillåtet enligt artskyddsförordningen.</w:t>
       </w:r>
+      <w:r>
+        <w:rPr>
+          <w:i/>
+        </w:rPr>
+        <w:t xml:space="preserve"> EU:s medlemsländer och skogsbolag är skyldiga att agera i enlighet med EU:s fågeldirektiv där det uttryckligen står att direktivet gäller för fåglar samt för deras ägg, bon och </w:t>
+      </w:r>
+      <w:r>
+        <w:rPr>
+          <w:b/>
+          <w:i/>
+        </w:rPr>
+        <w:t xml:space="preserve">livsmiljöer </w:t>
+      </w:r>
+      <w:r>
+        <w:t>(artikel 1). Vidare att de åtgärder som vidtas inte får leda till en försämring av den nuvarande situationen beträffande bevarandet av de fågelarter som avses i artikel 1 (artikel 13).</w:t>
+      </w:r>
     </w:p>
     <w:p>
       <w:r>
@@ -424,7 +469,7 @@
         <w:rPr>
           <w:i/>
         </w:rPr>
-        <w:t>I det avverkningsanmälda skogsområdet har 3 naturvårdsarter varav 1 rödlistade arter sina livsmiljöer och växtplatser.</w:t>
+        <w:t>I det avverkningsanmälda skogsområdet har 4 naturvårdsarter varav 1 rödlistade arter sina livsmiljöer och växtplatser.</w:t>
       </w:r>
     </w:p>
     <w:p>
@@ -611,6 +656,88 @@
         <w:t>I den avverkningsanmälda skogen har fridlysta arter sina livsmiljöer och växtplatser. Att skada de fridlysta arternas livsmiljöer, växtplatser eller ekologiska funktion är inte tillåtet enligt artskyddsförordningen</w:t>
       </w:r>
     </w:p>
+    <w:p>
+      <w:r>
+        <w:br w:type="page"/>
+      </w:r>
+    </w:p>
+    <w:p>
+      <w:pPr>
+        <w:pStyle w:val="Title"/>
+      </w:pPr>
+      <w:r>
+        <w:t>BILAGA 1 – Fridlysta arter</w:t>
+      </w:r>
+    </w:p>
+    <w:p>
+      <w:pPr>
+        <w:pStyle w:val="Heading1"/>
+      </w:pPr>
+      <w:r>
+        <w:t>Tjäder – ekologi samt krav på livsmiljön</w:t>
+      </w:r>
+    </w:p>
+    <w:p>
+      <w:r>
+        <w:t xml:space="preserve">Tjäder (§4) omfattas av bilaga 1 och 2 EU:s fågeldirektiv och är typisk art för </w:t>
+      </w:r>
+      <w:r>
+        <w:rPr>
+          <w:i/>
+        </w:rPr>
+        <w:t xml:space="preserve">9010 Taiga </w:t>
+      </w:r>
+      <w:r>
+        <w:t xml:space="preserve">och </w:t>
+      </w:r>
+      <w:r>
+        <w:rPr>
+          <w:i/>
+        </w:rPr>
+        <w:t>9740 Skogsbevuxen myr</w:t>
+      </w:r>
+      <w:r>
+        <w:t>. Tjädern är en utpräglad skogsfågel knuten till större sammanhängande barrskogsområden. Tupparna och hönorna utnyttjar till viss del olika miljöer, och habitatvalet varierar dessutom mellan olika delar av året. För att det ska finnas livskraftiga tjäderbestånd krävs funktionella skogslandskap med en blandning av uppvuxen, gles och luckig skog, täta sumpskogar, myrar och andra små våtmarker (Skogsstyrelsen, 2019; SLU Artdatabanken 2024).</w:t>
+      </w:r>
+    </w:p>
+    <w:p>
+      <w:r>
+        <w:t>Arten försvinner när skogen fragmenteras och den sammanlagda arealen hyggen och andra öppna områden blir för stor. Ett småskaligt och försiktigt virkesuttag genom hyggesfria metoder kan i vissa fall vara möjligt i området inom 200 m från lekcentrum. Längre ut från lekcentrum, inom 200–500 m bör den avverkade ytan inte överskrida 1 hektar för att undvika alltför stora och snabba förändringar (Skogsstyrelsen, 2019).</w:t>
+      </w:r>
+    </w:p>
+    <w:p>
+      <w:pPr>
+        <w:pStyle w:val="Heading2"/>
+      </w:pPr>
+      <w:r>
+        <w:t>Referenser – tjäder</w:t>
+      </w:r>
+    </w:p>
+    <w:p>
+      <w:r>
+        <w:t xml:space="preserve">Skogsstyrelsen, 2019. </w:t>
+      </w:r>
+      <w:r>
+        <w:rPr>
+          <w:i/>
+        </w:rPr>
+        <w:t>Vägledning för hänsyn till fåglar – tjäder.</w:t>
+      </w:r>
+    </w:p>
+    <w:p>
+      <w:r>
+        <w:t xml:space="preserve">SLU Artdatabanken, 2024. </w:t>
+      </w:r>
+      <w:r>
+        <w:rPr>
+          <w:i/>
+        </w:rPr>
+        <w:t xml:space="preserve">Artfaktablad. Naturvård – artfakta. </w:t>
+      </w:r>
+      <w:r>
+        <w:t>SLU Artdatabanken, Uppsala</w:t>
+      </w:r>
+    </w:p>
     <w:sectPr>
       <w:headerReference w:type="even" r:id="rId8"/>
       <w:headerReference w:type="default" r:id="rId9"/>
@@ -739,7 +866,7 @@
     <w:r>
       <w:tab/>
       <w:tab/>
-      <w:t>2026-08-14</w:t>
+      <w:t>2026-08-15</w:t>
       <w:br/>
       <w:br/>
     </w:r>

--- a/klagomål/A 26933-2024 FSC-klagomål.docx
+++ b/klagomål/A 26933-2024 FSC-klagomål.docx
@@ -866,7 +866,7 @@
     <w:r>
       <w:tab/>
       <w:tab/>
-      <w:t>2026-08-15</w:t>
+      <w:t>2026-08-16</w:t>
       <w:br/>
       <w:br/>
     </w:r>

--- a/klagomål/A 26933-2024 FSC-klagomål.docx
+++ b/klagomål/A 26933-2024 FSC-klagomål.docx
@@ -866,7 +866,7 @@
     <w:r>
       <w:tab/>
       <w:tab/>
-      <w:t>2026-08-16</w:t>
+      <w:t>2026-08-17</w:t>
       <w:br/>
       <w:br/>
     </w:r>

--- a/klagomål/A 26933-2024 FSC-klagomål.docx
+++ b/klagomål/A 26933-2024 FSC-klagomål.docx
@@ -866,7 +866,7 @@
     <w:r>
       <w:tab/>
       <w:tab/>
-      <w:t>2026-08-17</w:t>
+      <w:t>2026-08-18</w:t>
       <w:br/>
       <w:br/>
     </w:r>

--- a/klagomål/A 26933-2024 FSC-klagomål.docx
+++ b/klagomål/A 26933-2024 FSC-klagomål.docx
@@ -866,7 +866,7 @@
     <w:r>
       <w:tab/>
       <w:tab/>
-      <w:t>2026-08-18</w:t>
+      <w:t>2026-08-19</w:t>
       <w:br/>
       <w:br/>
     </w:r>

--- a/klagomål/A 26933-2024 FSC-klagomål.docx
+++ b/klagomål/A 26933-2024 FSC-klagomål.docx
@@ -866,7 +866,7 @@
     <w:r>
       <w:tab/>
       <w:tab/>
-      <w:t>2026-08-19</w:t>
+      <w:t>2026-08-20</w:t>
       <w:br/>
       <w:br/>
     </w:r>

--- a/klagomål/A 26933-2024 FSC-klagomål.docx
+++ b/klagomål/A 26933-2024 FSC-klagomål.docx
@@ -866,7 +866,7 @@
     <w:r>
       <w:tab/>
       <w:tab/>
-      <w:t>2026-08-20</w:t>
+      <w:t>2026-08-21</w:t>
       <w:br/>
       <w:br/>
     </w:r>

--- a/klagomål/A 26933-2024 FSC-klagomål.docx
+++ b/klagomål/A 26933-2024 FSC-klagomål.docx
@@ -866,7 +866,7 @@
     <w:r>
       <w:tab/>
       <w:tab/>
-      <w:t>2026-08-21</w:t>
+      <w:t>2026-08-22</w:t>
       <w:br/>
       <w:br/>
     </w:r>

--- a/klagomål/A 26933-2024 FSC-klagomål.docx
+++ b/klagomål/A 26933-2024 FSC-klagomål.docx
@@ -866,7 +866,7 @@
     <w:r>
       <w:tab/>
       <w:tab/>
-      <w:t>2026-08-22</w:t>
+      <w:t>2026-08-23</w:t>
       <w:br/>
       <w:br/>
     </w:r>

--- a/klagomål/A 26933-2024 FSC-klagomål.docx
+++ b/klagomål/A 26933-2024 FSC-klagomål.docx
@@ -866,7 +866,7 @@
     <w:r>
       <w:tab/>
       <w:tab/>
-      <w:t>2026-08-23</w:t>
+      <w:t>2026-08-24</w:t>
       <w:br/>
       <w:br/>
     </w:r>

--- a/klagomål/A 26933-2024 FSC-klagomål.docx
+++ b/klagomål/A 26933-2024 FSC-klagomål.docx
@@ -866,7 +866,7 @@
     <w:r>
       <w:tab/>
       <w:tab/>
-      <w:t>2026-08-24</w:t>
+      <w:t>2026-08-25</w:t>
       <w:br/>
       <w:br/>
     </w:r>

--- a/klagomål/A 26933-2024 FSC-klagomål.docx
+++ b/klagomål/A 26933-2024 FSC-klagomål.docx
@@ -866,7 +866,7 @@
     <w:r>
       <w:tab/>
       <w:tab/>
-      <w:t>2026-08-25</w:t>
+      <w:t>2026-08-26</w:t>
       <w:br/>
       <w:br/>
     </w:r>

--- a/klagomål/A 26933-2024 FSC-klagomål.docx
+++ b/klagomål/A 26933-2024 FSC-klagomål.docx
@@ -866,7 +866,7 @@
     <w:r>
       <w:tab/>
       <w:tab/>
-      <w:t>2026-08-26</w:t>
+      <w:t>2026-08-27</w:t>
       <w:br/>
       <w:br/>
     </w:r>

--- a/klagomål/A 26933-2024 FSC-klagomål.docx
+++ b/klagomål/A 26933-2024 FSC-klagomål.docx
@@ -866,7 +866,7 @@
     <w:r>
       <w:tab/>
       <w:tab/>
-      <w:t>2026-08-27</w:t>
+      <w:t>2026-08-28</w:t>
       <w:br/>
       <w:br/>
     </w:r>

--- a/klagomål/A 26933-2024 FSC-klagomål.docx
+++ b/klagomål/A 26933-2024 FSC-klagomål.docx
@@ -866,7 +866,7 @@
     <w:r>
       <w:tab/>
       <w:tab/>
-      <w:t>2026-08-28</w:t>
+      <w:t>2026-08-29</w:t>
       <w:br/>
       <w:br/>
     </w:r>

--- a/klagomål/A 26933-2024 FSC-klagomål.docx
+++ b/klagomål/A 26933-2024 FSC-klagomål.docx
@@ -866,7 +866,7 @@
     <w:r>
       <w:tab/>
       <w:tab/>
-      <w:t>2026-08-29</w:t>
+      <w:t>2026-08-31</w:t>
       <w:br/>
       <w:br/>
     </w:r>

--- a/klagomål/A 26933-2024 FSC-klagomål.docx
+++ b/klagomål/A 26933-2024 FSC-klagomål.docx
@@ -866,7 +866,7 @@
     <w:r>
       <w:tab/>
       <w:tab/>
-      <w:t>2026-08-31</w:t>
+      <w:t>2026-09-01</w:t>
       <w:br/>
       <w:br/>
     </w:r>

--- a/klagomål/A 26933-2024 FSC-klagomål.docx
+++ b/klagomål/A 26933-2024 FSC-klagomål.docx
@@ -866,7 +866,7 @@
     <w:r>
       <w:tab/>
       <w:tab/>
-      <w:t>2026-09-01</w:t>
+      <w:t>2026-09-02</w:t>
       <w:br/>
       <w:br/>
     </w:r>

--- a/klagomål/A 26933-2024 FSC-klagomål.docx
+++ b/klagomål/A 26933-2024 FSC-klagomål.docx
@@ -866,7 +866,7 @@
     <w:r>
       <w:tab/>
       <w:tab/>
-      <w:t>2026-09-02</w:t>
+      <w:t>2026-09-03</w:t>
       <w:br/>
       <w:br/>
     </w:r>

--- a/klagomål/A 26933-2024 FSC-klagomål.docx
+++ b/klagomål/A 26933-2024 FSC-klagomål.docx
@@ -866,7 +866,7 @@
     <w:r>
       <w:tab/>
       <w:tab/>
-      <w:t>2026-09-03</w:t>
+      <w:t>2026-09-04</w:t>
       <w:br/>
       <w:br/>
     </w:r>

--- a/klagomål/A 26933-2024 FSC-klagomål.docx
+++ b/klagomål/A 26933-2024 FSC-klagomål.docx
@@ -866,7 +866,7 @@
     <w:r>
       <w:tab/>
       <w:tab/>
-      <w:t>2026-09-04</w:t>
+      <w:t>2026-09-05</w:t>
       <w:br/>
       <w:br/>
     </w:r>

--- a/klagomål/A 26933-2024 FSC-klagomål.docx
+++ b/klagomål/A 26933-2024 FSC-klagomål.docx
@@ -866,7 +866,7 @@
     <w:r>
       <w:tab/>
       <w:tab/>
-      <w:t>2026-09-05</w:t>
+      <w:t>2026-09-06</w:t>
       <w:br/>
       <w:br/>
     </w:r>

--- a/klagomål/A 26933-2024 FSC-klagomål.docx
+++ b/klagomål/A 26933-2024 FSC-klagomål.docx
@@ -866,7 +866,7 @@
     <w:r>
       <w:tab/>
       <w:tab/>
-      <w:t>2026-09-06</w:t>
+      <w:t>2026-09-07</w:t>
       <w:br/>
       <w:br/>
     </w:r>

--- a/klagomål/A 26933-2024 FSC-klagomål.docx
+++ b/klagomål/A 26933-2024 FSC-klagomål.docx
@@ -866,7 +866,7 @@
     <w:r>
       <w:tab/>
       <w:tab/>
-      <w:t>2026-09-07</w:t>
+      <w:t>2026-09-08</w:t>
       <w:br/>
       <w:br/>
     </w:r>

--- a/klagomål/A 26933-2024 FSC-klagomål.docx
+++ b/klagomål/A 26933-2024 FSC-klagomål.docx
@@ -866,7 +866,7 @@
     <w:r>
       <w:tab/>
       <w:tab/>
-      <w:t>2026-09-08</w:t>
+      <w:t>2026-09-09</w:t>
       <w:br/>
       <w:br/>
     </w:r>

--- a/klagomål/A 26933-2024 FSC-klagomål.docx
+++ b/klagomål/A 26933-2024 FSC-klagomål.docx
@@ -866,7 +866,7 @@
     <w:r>
       <w:tab/>
       <w:tab/>
-      <w:t>2026-09-09</w:t>
+      <w:t>2026-09-10</w:t>
       <w:br/>
       <w:br/>
     </w:r>

--- a/klagomål/A 26933-2024 FSC-klagomål.docx
+++ b/klagomål/A 26933-2024 FSC-klagomål.docx
@@ -866,7 +866,7 @@
     <w:r>
       <w:tab/>
       <w:tab/>
-      <w:t>2026-09-10</w:t>
+      <w:t>2026-09-11</w:t>
       <w:br/>
       <w:br/>
     </w:r>

--- a/klagomål/A 26933-2024 FSC-klagomål.docx
+++ b/klagomål/A 26933-2024 FSC-klagomål.docx
@@ -866,7 +866,7 @@
     <w:r>
       <w:tab/>
       <w:tab/>
-      <w:t>2026-09-11</w:t>
+      <w:t>2026-09-12</w:t>
       <w:br/>
       <w:br/>
     </w:r>
